--- a/example_articles/gender/Men/1.gender_Men_New_York_Times.docx
+++ b/example_articles/gender/Men/1.gender_Men_New_York_Times.docx
@@ -7,7 +7,7 @@
         <w:pStyle w:val="Heading1"/>
       </w:pPr>
       <w:r>
-        <w:t>Los Angeles County Deputies Accused of Brutality</w:t>
+        <w:t>Hoping to Finish With a Flourish</w:t>
       </w:r>
     </w:p>
     <w:p>
@@ -17,22 +17,22 @@
     </w:p>
     <w:p>
       <w:r>
-        <w:t>Date: 1990-09-30</w:t>
+        <w:t>Date: 1990-01-25</w:t>
       </w:r>
     </w:p>
     <w:p>
       <w:r>
-        <w:t>Section: Section 1; Part 1, Page 23, Column 1; National Desk</w:t>
+        <w:t>Section: Section B; Page 13, Column 2; Sports Desk</w:t>
       </w:r>
     </w:p>
     <w:p>
       <w:r>
-        <w:t>Source file: NYT/38.DOCX</w:t>
+        <w:t>Source file: NYT/47.DOCX</w:t>
       </w:r>
     </w:p>
     <w:p>
       <w:r>
-        <w:t>Raw gender result, 'gender': Male (the reunion group described: 45 men)</w:t>
+        <w:t>Raw gender result, 'gender': Mostly men</w:t>
       </w:r>
     </w:p>
     <w:p>
@@ -49,41 +49,71 @@
     </w:p>
     <w:p>
       <w:r>
-        <w:t>Last February, William Leonard was stopped by police officers who apparently thought he was armed, was ordered to place his hands behind his head and, as he tried to kneel, was killed by 33 bullets fired into almost every part of his body. His 18-year-old daughter watched.</w:t>
+        <w:t>Sebastian Coe of Britain, who has set 11 world records and won 4 Olympic medals in his illustrious career, will retire from competition after the Commonwealth Games, which begin today in Auckland, New Zealand. He could leave the track in a blaze of glory.</w:t>
         <w:br/>
-        <w:t>This account has emerged in a lawsuit against the Los Angeles County Sheriff's Department and the City of Lynwood as one of the most glaring examples of alleged police misconduct.</w:t>
+        <w:t>Unlike most world-class runners, who don't quit until their talent disappears, the 33-year-old Coe is still near peak form. Last September, in Barcelona, Spain, he placed a close second in the World Cup 1,500 meters, and he was ranked fifth in the world in the event for the year.</w:t>
         <w:br/>
-        <w:t>The civil rights lawsuit, filed Tuesday in Federal District Court in Los Angeles, lists 43 incidents, including killings, shootings and beatings that it says were perpetrated by deputies at the Lynwood Sheriff's Substation mostly against minority victims in this working-class city of 54,000 people.</w:t>
-        <w:br/>
-        <w:t>Lynwood, like other small cities in Los Angeles County that do not have their own police force, contracts for the services of the county Sheriff's Department for local law enforcement. Lynwood is about 10 miles south of downtown Los Angeles.</w:t>
-        <w:br/>
-        <w:t>A spokesman for the Sheriff's Department declined to comment on the case and said he did not know if any of the officers it cited had been disciplined or were being investigated. Lawyers who filed the suit say none of the officers has been disciplined.</w:t>
-        <w:br/>
-        <w:t>These lawyers contend that the incidents, which included two shooting deaths, several broken bones, dozens of beatings, and chokings to the point of unconsciousness, are not unique to Lynwood. ''There are many officers who have taken it upon themselves to be the law enforcement agency, the police officer, the judge, the jury and sometimes the executioner,'' said George V. Denny 3d, the lead lawyer for the plaintiffs.</w:t>
-        <w:br/>
-        <w:t>In addition to seeking unspecified monetary damages, the suit requests that the Lynwood Sheriff's Substation be put under court control.</w:t>
-        <w:br/>
-        <w:t>''It's clear that the sheriff of Los Angeles County and county officials cannot or will not assert the control that's needed,'' said Patrick O. Patterson, a lawyer with the NAACP Legal Defense and Educational Fund in Los Angeles, which is representing the plaintiffs together with the Police Misconduct Lawyer Referral Service.</w:t>
-        <w:br/>
-        <w:t>The Mayor of Lynwood, Robert Henning, expressed support for the Sheriff's Department and the deputies assigned to his city, which pays about $4 million a year for their services.</w:t>
-        <w:br/>
-        <w:t>''I think we have one of the best law-enforcement agencies that money can buy,'' said Mr. Henning. ''It's possible that out of all of this, we will find that someone has made an error in judgment, but I'm not going to condemn a whole organization simply because someone may have had a confrontation with the law.''</w:t>
-        <w:br/>
-        <w:t>In announcing their suit, several plaintiffs displayed photographs of their bloody faces, missing teeth, lacerations and bandages. The suit lists more than 70 people as victims, including Sandi Leonard, William Leonard's daughter, who displayed a picture of her father.</w:t>
-        <w:br/>
-        <w:t>Miss Leonard, who tearfully described the events leading to the death of her 43-year-old father, said she hoped the suit would result in an investigation. Although Mr. Leonard was a non-Hispanic white, most of the victims are black or Hispanic. Their lawyers say minority and low-income residents are more likely to be the victims of police brutality and misconduct.</w:t>
-        <w:br/>
-        <w:t>''They tell their deputies to go out and crack heads if necessary to make their presence on the street known,'' said Mr. Denny.</w:t>
-        <w:br/>
-        <w:t>Darren Thomas, the primary plaintiff in the case, said he had been choked and beaten and subjected to racial slurs after being arrested by Lynwood Sheriff's Deputies for drinking beer in his front yard.</w:t>
+        <w:t>In athletic retirement, Coe will be giving up one form of competition for another. He has been active in British politics and been selected by the Conservative Party to run for Parliament in an election that will likely be held in 1991.</w:t>
         <w:br/>
         <w:t xml:space="preserve"> </w:t>
         <w:br/>
-        <w:t>'I Just Prayed'</w:t>
+        <w:t>A Heavy Schedule</w:t>
         <w:br/>
-        <w:t>When Mr. Thomas, who is black, asked the officers why he was being arrested, he said, he was choked twice to the point of unconsciousness while handcuffed, then revived with kicks and jolts from an electronic stun gun.</w:t>
+        <w:t>In Auckland, Coe will run in both the 800- and 1,500-meter races. ''I find the 800 helped my 1,500, and when I've done the double, in both the European championships and Olympics, I'd come home with gold or silver,'' Coe said in a recent interview in the United States before leaving for his training base in Melbourne, Australia.</w:t>
         <w:br/>
-        <w:t>''There was nothing I could do except just hope they wouldn't kill me like in so many cases,'' said Mr. Thomas, who added that he did not fight back. ''I just prayed that I would live through it.''</w:t>
+        <w:t>Should Coe make the final in both events, the double will require five races in six days, beginning with the 800-meter heats and semifinals next Monday and concluding with the 1,500-meter final on Feb. 3.</w:t>
+        <w:br/>
+        <w:t>''Not quite as vicious as Los Angeles,'' he said, in reference to the 1984 Olympics, in which he ran seven races in nine days.</w:t>
+        <w:br/>
+        <w:t>Coe said the Los Angeles Games represented the jewel of his career. There, he became the only runner ever to win consecutive Olympic 1,500 titles. He also captured the silver medal in the 800. After the 1,500 final, in which he outkicked Steve Cram, a fellow Briton, Coe pointed a finger of vindication at the British news media, which had questioned his staying power.</w:t>
+        <w:br/>
+        <w:t>Coe set his first world record in 1979 and holds longevity in the highest regard. ''An athletic career should be judged on consistency over time,'' he said, adding that the athletes he most admired were people like Ron Clarke of Australia, Mike Boit of Kenya and John Walker of New Zealand, all of whom had long, successful careers.</w:t>
+        <w:br/>
+        <w:t>Walker, 38, the 1976 Olympic 1,500 champion and the first man to run better than 3:50 for the mile (3:49.4 in 1975), will also retire after the Commonwealth Games, a 10-sport competition among 52 nations. In his home country, Walker will be the sentimental favorite in the 1,500, but while he can still run a 3:36 in 1,500 (the equivalent of a 3:53 mile), that level of talent will not likely be sufficient for medal contention.</w:t>
+        <w:br/>
+        <w:t>''I'll be facing the might of Kenya,'' said Coe with awe. Along with the British, Kenyans have dominated international middle-distance running for two decades. Oddly, two 1988 Olympic champions, Peter Rono (1,500) and Paul Ereng (800), were not named to the Kenyan team.</w:t>
+        <w:br/>
+        <w:t>Those who were selected include Robert Kibet in the 800 and Wilfred Kirochi in the 1,500, both of whom emerged only last year as world-class performers. Kirochi, who just turned 20, ran a remarkable 3:32.57 for 1,500 meters and was ranked third in the world for 1989. He also turned in a 3:50.49 mile, and is perhaps the leading candidate to succeed Coe as the world's pre-eminent middle-distance runner. In Auckland, Coe's British teammate, Peter Elliot, will also be a formidable challenger in the 1,500.</w:t>
+        <w:br/>
+        <w:t xml:space="preserve"> </w:t>
+        <w:br/>
+        <w:t>A Running Prodigy</w:t>
+        <w:br/>
+        <w:t>Coe first gained fame in 1973 as an English schoolboy champion and captured his first British title in 1976. In 1979, he entered the firmament of track history by setting three world records in six weeks. In succession, they were a 1:42.33 for 800 meters, 3:48.95 for the mile and 3:32.03 for 1,500 meters.</w:t>
+        <w:br/>
+        <w:t>Both the mile and 1,500 marks have been broken a number of times since. Coe himself set the mile record twice more, lowering it to 3:47.33 in 1983; it is now 3:46.32, run by Cram in 1985.</w:t>
+        <w:br/>
+        <w:t>Coe also improved upon his 800 record, running 1:41.73 in 1981. Incredibly, the record still stands and it is the one Coe said he was most proud of.</w:t>
+        <w:br/>
+        <w:t>''I'm surprised it has endured so long,'' Coe said. ''Many have tried it. In fairness, many thought it was easier than it is.''</w:t>
+        <w:br/>
+        <w:t>Perhaps it was Coe's litheness that made his accomplishments seem accessible. At 5 foot 10 inches and 120 pounds, he is built more like a marathoner than a miler. ''I like to think that I showed you don't have to be 6 foot 1 inches and 160 pounds to be successful in the middle distances, and that quality training is the key,'' he said.</w:t>
+        <w:br/>
+        <w:t>Coe rarely trained more than 50 miles per week. He dined on speed and was known to rip off 400-meter repetitions in close to 50 seconds. He also did gym workouts, mixing calesthentics and weight training. In the winter, he would eschew indoor track in favor of building an endurance base.</w:t>
+        <w:br/>
+        <w:t>He believes this developmental approach, plus a post-collegiate support system through running clubs, has been important to British success.</w:t>
+        <w:br/>
+        <w:t xml:space="preserve"> </w:t>
+        <w:br/>
+        <w:t>Rivalry With Ovett</w:t>
+        <w:br/>
+        <w:t>When Coe blossomed in the late 1970's, he was ushered into an inevitable rivalry with his countryman Steve Ovett, and the two men remain linked to this day. Their different backgrounds and personalities - Coe well-educated and charming, Ovett working-class and reserved - suggested an enmity between them which Coe said was not there.</w:t>
+        <w:br/>
+        <w:t>At the 1980 Moscow Olympics, they were cast by the press as bitter adversaries. Ovett defeated Coe in the 800. Coe defeated Ovett in the 1,500. After the 1,500, Coe fell to the track in what appeared to be prayerful thanks. ''I was looking for my contact lens, which had dropped out,'' he said.</w:t>
+        <w:br/>
+        <w:t>''We're friends now,'' Coe said. He considers Ovett an important influence on him. ''Steve Ovett set the trend for me, and he was the classiest middle-distance runner I've ever faced.''</w:t>
+        <w:br/>
+        <w:t>Coe added the two Olympic medals in 1984, and won a European title, at 800 meters, in 1986. But he has never won a Commonwealth championship and prepared diligently for this one last attempt. He arrived in Auckland with mixed feelings of anticipation and nostalgia.</w:t>
+        <w:br/>
+        <w:t>''The games will be tinged with sadness,'' he said. ''This is something I've done man and boy for 20 years. While I'll no longer be a competitor, I'll always be a runner. Running was the life style. Competition grew out of it.''</w:t>
+        <w:br/>
+        <w:br/>
+        <w:t>Graphic</w:t>
+        <w:br/>
+        <w:br/>
+        <w:t xml:space="preserve"> </w:t>
+        <w:br/>
+        <w:t>Photo: Sebastian Coe winning the 1,500 meters at the 1980 Olympics. Steve Ovett, his rival, was at left and placed third. (United Press International)</w:t>
       </w:r>
     </w:p>
     <w:sectPr>

--- a/example_articles/gender/Men/1.gender_Men_New_York_Times.docx
+++ b/example_articles/gender/Men/1.gender_Men_New_York_Times.docx
@@ -7,7 +7,9 @@
         <w:pStyle w:val="Heading1"/>
       </w:pPr>
       <w:r>
-        <w:t>Hoping to Finish With a Flourish</w:t>
+        <w:t>FILM;</w:t>
+        <w:br/>
+        <w:t>For His New Film, Hanif Kureishi Reaches for a 'Beautiful Laundrette'</w:t>
       </w:r>
     </w:p>
     <w:p>
@@ -17,17 +19,17 @@
     </w:p>
     <w:p>
       <w:r>
-        <w:t>Date: 1990-01-25</w:t>
+        <w:t>Date: 1992-08-02</w:t>
       </w:r>
     </w:p>
     <w:p>
       <w:r>
-        <w:t>Section: Section B; Page 13, Column 2; Sports Desk</w:t>
+        <w:t>Section: Section 2;; Section 2; Page 16; Column 3; Arts &amp; Leisure Desk; Column 3;; Biography</w:t>
       </w:r>
     </w:p>
     <w:p>
       <w:r>
-        <w:t>Source file: NYT/47.DOCX</w:t>
+        <w:t>Source file: NYT/52.DOCX</w:t>
       </w:r>
     </w:p>
     <w:p>
@@ -49,63 +51,49 @@
     </w:p>
     <w:p>
       <w:r>
-        <w:t>Sebastian Coe of Britain, who has set 11 world records and won 4 Olympic medals in his illustrious career, will retire from competition after the Commonwealth Games, which begin today in Auckland, New Zealand. He could leave the track in a blaze of glory.</w:t>
+        <w:t>In a large house in Notting Hill a stately white mansion that has obviously seen better days -- technicians bashed a hole in the living room, trying to attach a bike to the ceiling.</w:t>
         <w:br/>
-        <w:t>Unlike most world-class runners, who don't quit until their talent disappears, the 33-year-old Coe is still near peak form. Last September, in Barcelona, Spain, he placed a close second in the World Cup 1,500 meters, and he was ranked fifth in the world in the event for the year.</w:t>
+        <w:t>"I wrote this scene in a pub," said Hanif Kureishi gleefully, admiring the pandemonium from the comfort of a sofa. He was clearly enjoying the trouble he had caused. The prop was for a hallucination scene in "London Kills Me," Mr. Kureishi's third screenplay and his directorial debut. The film opens in New York on Friday.</w:t>
         <w:br/>
-        <w:t>In athletic retirement, Coe will be giving up one form of competition for another. He has been active in British politics and been selected by the Conservative Party to run for Parliament in an election that will likely be held in 1991.</w:t>
+        <w:t>Half-English, half-Pakistani, Hanif Kureishi (pronounced Ha-NEEF Ku-REE-shee) is a playwright, screenwriter, novelist, essayist. He is also a provocateur who once described England as "an intolerant, racist, homophobic, narrow-minded, authoritarian rat hole."</w:t>
         <w:br/>
-        <w:t xml:space="preserve"> </w:t>
+        <w:t>Glamour, of a street-smart variety, surrounds Mr. Kureishi. He likes to affect the outlaw image: the fashionable ponytail, the black leather jacket, the beer in a bottle, not a glass.  Some in the film world call him the Spike Lee of England. Asked about the comparison, Mr. Kureishi shrugged. "We don't really have that much in common, except that he's a black man in a white society, and I'm a brown man in a white society, and we're both young."</w:t>
         <w:br/>
-        <w:t>A Heavy Schedule</w:t>
+        <w:t>In America, Mr. Kureishi, who is 37 years old, is probably best known for having written "My Beautiful Laundrette," a film that seemed to come out of nowhere, a splattered cinematic canvas of Asian immigrant London circa mid-Thatcher. "Laundrette" was a long shot that came in first. Along with "Chariots of Fire," it is perhaps the most emblematic of all the films that Britain produced in the 80's. "Laundrette" is the flip side of the stiff-upper-lip "Chariots," showing the story of a homosexual relationship between a young Pakistani and a white Cockney who open a swank laundromat in a London slum.</w:t>
         <w:br/>
-        <w:t>In Auckland, Coe will run in both the 800- and 1,500-meter races. ''I find the 800 helped my 1,500, and when I've done the double, in both the European championships and Olympics, I'd come home with gold or silver,'' Coe said in a recent interview in the United States before leaving for his training base in Melbourne, Australia.</w:t>
+        <w:t>"Laundrette" remains the standard for the dream product: a low-cost slice-of-life drama that found an audience all over the world. Made on a budget of $860,000, it grossed $5 million in the United States alone, which is big box office for an independent film. "Laundrette" also introduced two other talents to the American public: the director Stephen Frears, who went on to make "Dangerous Liaisons" and "The Grifters," and Daniel Day Lewis, who won the best-actor Academy Award for "My Left Foot."</w:t>
         <w:br/>
-        <w:t>Should Coe make the final in both events, the double will require five races in six days, beginning with the 800-meter heats and semifinals next Monday and concluding with the 1,500-meter final on Feb. 3.</w:t>
+        <w:t>But neither of these big names is involved with "London Kills Me"; Mr. Kureishi was on his own. He gazed up at the ominous-looking hole. "What if the ceiling falls in?" he asked one of the technicians.</w:t>
         <w:br/>
-        <w:t>''Not quite as vicious as Los Angeles,'' he said, in reference to the 1984 Olympics, in which he ran seven races in nine days.</w:t>
+        <w:t>"I've got a dustpan and brush downstairs, Hanif."</w:t>
         <w:br/>
-        <w:t>Coe said the Los Angeles Games represented the jewel of his career. There, he became the only runner ever to win consecutive Olympic 1,500 titles. He also captured the silver medal in the 800. After the 1,500 final, in which he outkicked Steve Cram, a fellow Briton, Coe pointed a finger of vindication at the British news media, which had questioned his staying power.</w:t>
+        <w:t>Mr. Kureishi smiled at the joke. Orson Welles once called film making the greatest toy-train set in the world, and Mr. Kureishi was obviously relishing his new toy. Some years ago, when he was asked if he had any aspirations to direct, he replied, "No, it's too bloody difficult, too much organization. All of those people you have to be nice to. It's a strain." But here he was, on the second day of a scheduled 38-day shoot, being nice to people, organized, dealing with the strain.</w:t>
         <w:br/>
-        <w:t>Coe set his first world record in 1979 and holds longevity in the highest regard. ''An athletic career should be judged on consistency over time,'' he said, adding that the athletes he most admired were people like Ron Clarke of Australia, Mike Boit of Kenya and John Walker of New Zealand, all of whom had long, successful careers.</w:t>
+        <w:t>The cast of unknowns were mostly in their early 20's, and they treated the quiet Mr. Kureishi as a hip, friendly teacher, or maybe an older brother. He doesn't look like a film director; short and compactly built, he has long black hair and gentle, soft black eyes. His face is angelic, but he is slow to smile and slower to laugh, often affecting the kind of puzzled expression and crooked grin one sees in pouting children and hurt dogs.</w:t>
         <w:br/>
-        <w:t>Walker, 38, the 1976 Olympic 1,500 champion and the first man to run better than 3:50 for the mile (3:49.4 in 1975), will also retire after the Commonwealth Games, a 10-sport competition among 52 nations. In his home country, Walker will be the sentimental favorite in the 1,500, but while he can still run a 3:36 in 1,500 (the equivalent of a 3:53 mile), that level of talent will not likely be sufficient for medal contention.</w:t>
+        <w:t>Not everything Mr. Kureishi has written, ranging from stage plays and screenplays to essays, stories and a novel, has been a striking success, but the title of his new film is certainly ironic in light of his own career. London hasn't killed Mr. Kureishi at all -- it has practically fallen at his feet. After the critical and commercial success of "Laundrette" (which earned him an Oscar nomination for best original screenplay), he was given an artistic blank check for his next film, "Sammy and Rosie Get Laid" (1987), which explored conservatism's collision with sexual liberation.</w:t>
         <w:br/>
-        <w:t>''I'll be facing the might of Kenya,'' said Coe with awe. Along with the British, Kenyans have dominated international middle-distance running for two decades. Oddly, two 1988 Olympic champions, Peter Rono (1,500) and Paul Ereng (800), were not named to the Kenyan team.</w:t>
+        <w:t>Although the movie was a commercial and critical failure, it further established Mr. Kureishi as a writer of vision. He has consistently challenged the Merchant Ivory-Masterpiece Theater view of England as a country of white people with good accents eating strawberries, playing cricket and going fox hunting. Mr. Kureishi's England is a land of immigrants, gays, punks, drug dealers and race riots. His novel, "The Buddha of Suburbia," depicts an England unsure of how to assimilate its immigrants -- and immigrants unsure whether they want to be assimilated. The book has been translated into 23 languages.</w:t>
         <w:br/>
-        <w:t>Those who were selected include Robert Kibet in the 800 and Wilfred Kirochi in the 1,500, both of whom emerged only last year as world-class performers. Kirochi, who just turned 20, ran a remarkable 3:32.57 for 1,500 meters and was ranked third in the world for 1989. He also turned in a 3:50.49 mile, and is perhaps the leading candidate to succeed Coe as the world's pre-eminent middle-distance runner. In Auckland, Coe's British teammate, Peter Elliot, will also be a formidable challenger in the 1,500.</w:t>
+        <w:t>"London Kills Me," unlike Mr. Kureishi's other screenplays, doesn't feature race as an issue; the film is about a young white street urchin called Clint Eastwood who meets up with a gang of white drug dealers and moves into a squat, or house, with them in Notting Hill. Clint wants to go straight but needs a pair of shoes to get a job. "About two years ago, I met this guy in Notting Hill who didn't have a pair of shoes," Mr. Kureishi explained. "He'd stolen a pair from someone in his squat, but they'd found out, so he had to give them back. It seemed sort of funny and pathetic to me -- that all he needed was a pair of shoes."</w:t>
         <w:br/>
-        <w:t xml:space="preserve"> </w:t>
+        <w:t>But the film is not about footware. "Drugs are high-risk capitalism," the director said, speaking the kind of lines he is apt to give his characters. "Ecstasy was the ultimate Thatcherite drug, because you could get blissed out on the weekend and still go to work Monday morning. Not like LSD. The kids around Portobello Road are into the 60's scene without the politics, just the culture. It's all about hedonism. The squatting scene is massive. So it was those two themes -- of young homelessness and drugs -- that came together in the film."</w:t>
         <w:br/>
-        <w:t>A Running Prodigy</w:t>
+        <w:t>The house the producers found is a former meditation center about to undergo complete renovation. "London Kills Me" turned it into a cinematic squat, with unintelligible graffiti spray-painted on the walls, mirrors smashed, the carpets trashed. Budgeted at $3 million, the production is clearly on the low end of the scale.</w:t>
         <w:br/>
-        <w:t>Coe first gained fame in 1973 as an English schoolboy champion and captured his first British title in 1976. In 1979, he entered the firmament of track history by setting three world records in six weeks. In succession, they were a 1:42.33 for 800 meters, 3:48.95 for the mile and 3:32.03 for 1,500 meters.</w:t>
+        <w:t>"People will probably say the film is arrogant," Mr. Kureishi said. What do critics say about him? "His eagerness to shock is almost endearing," wrote James Wolcott in Vanity Fair. "Kureishi is a bourgeois-basher afraid of being branded bourgeois."</w:t>
         <w:br/>
-        <w:t>Both the mile and 1,500 marks have been broken a number of times since. Coe himself set the mile record twice more, lowering it to 3:47.33 in 1983; it is now 3:46.32, run by Cram in 1985.</w:t>
+        <w:t>Mr. Kureishi, whose novel won the Whitbread Prize for the best British fiction debut of 1990, has been praised by his friend Salman Rushdie, but, like Mr. Rushdie, he is not the most admired writer in the British Asian community. The loudest critics of "My Beautiful Laundrette" were Asians. In New York, members of the Pakistani Action Committee, angry about the film's depiction of their fellow nationals, picketed its release, waving placards with such slogans as " 'My Beautiful Laundrette' is the creation of a sick and perverted mind."</w:t>
         <w:br/>
-        <w:t>Coe also improved upon his 800 record, running 1:41.73 in 1981. Incredibly, the record still stands and it is the one Coe said he was most proud of.</w:t>
+        <w:t>Although Muslim characters are written about sympathetically in his novel, Mr. Kureishi said that he was brought up as an atheist. Born in 1954 to a working-class English mother and a middle-class Pakistani journalist, he grew up in the south London middle-class suburb of Bromley. "I was brought up really as an English child," he said. "My father was very Westernized -- he wasn't a practicing Muslim, for example, didn't believe in arranged marriages or practices that would have conflicted with what was around us. I wasn't influenced by Asian culture at all."</w:t>
         <w:br/>
-        <w:t>''I'm surprised it has endured so long,'' Coe said. ''Many have tried it. In fairness, many thought it was easier than it is.''</w:t>
+        <w:t>There were few Asians in the Bromley area then. "It was a very worrying time," said Mr. Kureishi's father, Rafiushan, in an interview during the shooting of "London Kills Me." (Rafiushan Kureishi died last January.) "The English nature is to not say anything openly, but to keep it under. But people became outspoken about race -- they gave you a hassle when you went out." The senior Kureishi, perhaps his son's greatest champion, remembered the young Hanif as being "very difficult and extremely rude at times. He could be very arrogant."</w:t>
         <w:br/>
-        <w:t>Perhaps it was Coe's litheness that made his accomplishments seem accessible. At 5 foot 10 inches and 120 pounds, he is built more like a marathoner than a miler. ''I like to think that I showed you don't have to be 6 foot 1 inches and 160 pounds to be successful in the middle distances, and that quality training is the key,'' he said.</w:t>
+        <w:t>Having come of age in the late 60's, the director has put that era's anti-authoritarian sensibility into much of his work. The land squatters in "Sammy and Rosie" could be living in a 60's commune. Characters speak as if they're in a psychedelic Roger Corman film ("This stuff will chill you, man. Just tip it on your tongue . . . .") And the drug dealers in "London Kills Me" could have been Ken Kesey's Merry Pranksters hot off the bus.</w:t>
         <w:br/>
-        <w:t>Coe rarely trained more than 50 miles per week. He dined on speed and was known to rip off 400-meter repetitions in close to 50 seconds. He also did gym workouts, mixing calesthentics and weight training. In the winter, he would eschew indoor track in favor of building an endurance base.</w:t>
+        <w:t>Of his new film, Mr. Kureishi said, "There'll be a lot of people who'll be expecting something which is much bigger and more complicated, I suppose, more ambitious."</w:t>
         <w:br/>
-        <w:t>He believes this developmental approach, plus a post-collegiate support system through running clubs, has been important to British success.</w:t>
-        <w:br/>
-        <w:t xml:space="preserve"> </w:t>
-        <w:br/>
-        <w:t>Rivalry With Ovett</w:t>
-        <w:br/>
-        <w:t>When Coe blossomed in the late 1970's, he was ushered into an inevitable rivalry with his countryman Steve Ovett, and the two men remain linked to this day. Their different backgrounds and personalities - Coe well-educated and charming, Ovett working-class and reserved - suggested an enmity between them which Coe said was not there.</w:t>
-        <w:br/>
-        <w:t>At the 1980 Moscow Olympics, they were cast by the press as bitter adversaries. Ovett defeated Coe in the 800. Coe defeated Ovett in the 1,500. After the 1,500, Coe fell to the track in what appeared to be prayerful thanks. ''I was looking for my contact lens, which had dropped out,'' he said.</w:t>
-        <w:br/>
-        <w:t>''We're friends now,'' Coe said. He considers Ovett an important influence on him. ''Steve Ovett set the trend for me, and he was the classiest middle-distance runner I've ever faced.''</w:t>
-        <w:br/>
-        <w:t>Coe added the two Olympic medals in 1984, and won a European title, at 800 meters, in 1986. But he has never won a Commonwealth championship and prepared diligently for this one last attempt. He arrived in Auckland with mixed feelings of anticipation and nostalgia.</w:t>
-        <w:br/>
-        <w:t>''The games will be tinged with sadness,'' he said. ''This is something I've done man and boy for 20 years. While I'll no longer be a competitor, I'll always be a runner. Running was the life style. Competition grew out of it.''</w:t>
+        <w:t>Faltering ambition has never been a problem with Mr. Kureishi. These days, however, following his father's death and a bout with back problems, he has decided to travel and take it easy for a while. Although he has no new projects planned, he has written a four-hour television adaptation of "The Buddha of Suburbia," which the BBC plans to film in September. This time, though, he is content to let someone else direct.</w:t>
         <w:br/>
         <w:br/>
         <w:t>Graphic</w:t>
@@ -113,7 +101,7 @@
         <w:br/>
         <w:t xml:space="preserve"> </w:t>
         <w:br/>
-        <w:t>Photo: Sebastian Coe winning the 1,500 meters at the 1980 Olympics. Steve Ovett, his rival, was at left and placed third. (United Press International)</w:t>
+        <w:t>Photos: Emer McCourt, left, and Steven Mackintosh in "London Kills Me"--The themes of drugs and homeless young people come together. Hanif Kureishi during the filming of "London Kills Me." (Photographs by New Line Cinema)</w:t>
       </w:r>
     </w:p>
     <w:sectPr>

--- a/example_articles/gender/Men/1.gender_Men_New_York_Times.docx
+++ b/example_articles/gender/Men/1.gender_Men_New_York_Times.docx
@@ -7,9 +7,7 @@
         <w:pStyle w:val="Heading1"/>
       </w:pPr>
       <w:r>
-        <w:t>FILM;</w:t>
-        <w:br/>
-        <w:t>For His New Film, Hanif Kureishi Reaches for a 'Beautiful Laundrette'</w:t>
+        <w:t>In A.T.M. Case, A Splashy Trail Of Big Spending</w:t>
       </w:r>
     </w:p>
     <w:p>
@@ -19,17 +17,17 @@
     </w:p>
     <w:p>
       <w:r>
-        <w:t>Date: 1992-08-02</w:t>
+        <w:t>Date: 2013-05-11</w:t>
       </w:r>
     </w:p>
     <w:p>
       <w:r>
-        <w:t>Section: Section 2;; Section 2; Page 16; Column 3; Arts &amp; Leisure Desk; Column 3;; Biography</w:t>
+        <w:t>Section: Section A; Column 0; Metropolitan Desk; Pg. 1</w:t>
       </w:r>
     </w:p>
     <w:p>
       <w:r>
-        <w:t>Source file: NYT/52.DOCX</w:t>
+        <w:t>Source file: NYT/36.DOCX</w:t>
       </w:r>
     </w:p>
     <w:p>
@@ -51,49 +49,76 @@
     </w:p>
     <w:p>
       <w:r>
-        <w:t>In a large house in Notting Hill a stately white mansion that has obviously seen better days -- technicians bashed a hole in the living room, trying to attach a bike to the ceiling.</w:t>
+        <w:t>Three worked as bus drivers for special-needs children, two worked at Kmart and another delivered pizza for Domino's.</w:t>
         <w:br/>
-        <w:t>"I wrote this scene in a pub," said Hanif Kureishi gleefully, admiring the pandemonium from the comfort of a sofa. He was clearly enjoying the trouble he had caused. The prop was for a hallucination scene in "London Kills Me," Mr. Kureishi's third screenplay and his directorial debut. The film opens in New York on Friday.</w:t>
+        <w:t>A majority had gone to high school together, and for the most part they seemed like just another group of men who did little to stand out in their working-class neighborhood in Yonkers.</w:t>
         <w:br/>
-        <w:t>Half-English, half-Pakistani, Hanif Kureishi (pronounced Ha-NEEF Ku-REE-shee) is a playwright, screenwriter, novelist, essayist. He is also a provocateur who once described England as "an intolerant, racist, homophobic, narrow-minded, authoritarian rat hole."</w:t>
+        <w:t>But around Christmas, something changed. They flaunted Rolex watches, drove new luxury cars and took off on trips to Miami, where they went on more shopping sprees.</w:t>
         <w:br/>
-        <w:t>Glamour, of a street-smart variety, surrounds Mr. Kureishi. He likes to affect the outlaw image: the fashionable ponytail, the black leather jacket, the beer in a bottle, not a glass.  Some in the film world call him the Spike Lee of England. Asked about the comparison, Mr. Kureishi shrugged. "We don't really have that much in common, except that he's a black man in a white society, and I'm a brown man in a white society, and we're both young."</w:t>
+        <w:t>The eight young men, according to law enforcement officials, had just pulled off the first of two thefts that would ultimately rank among the biggest in New York City history, successful beyond their wildest hopes.</w:t>
         <w:br/>
-        <w:t>In America, Mr. Kureishi, who is 37 years old, is probably best known for having written "My Beautiful Laundrette," a film that seemed to come out of nowhere, a splattered cinematic canvas of Asian immigrant London circa mid-Thatcher. "Laundrette" was a long shot that came in first. Along with "Chariots of Fire," it is perhaps the most emblematic of all the films that Britain produced in the 80's. "Laundrette" is the flip side of the stiff-upper-lip "Chariots," showing the story of a homosexual relationship between a young Pakistani and a white Cockney who open a swank laundromat in a London slum.</w:t>
+        <w:t>In all, they are accused of stealing $2.8 million. But, the authorities charge, they were just a small piece of a global ring that executed one of the most far-reaching and best-coordinated crimes of the Internet age, looting $45 million from automated teller machines around the globe, using data stolen from prepaid debit card accounts, all in a matter of hours.</w:t>
         <w:br/>
-        <w:t>"Laundrette" remains the standard for the dream product: a low-cost slice-of-life drama that found an audience all over the world. Made on a budget of $860,000, it grossed $5 million in the United States alone, which is big box office for an independent film. "Laundrette" also introduced two other talents to the American public: the director Stephen Frears, who went on to make "Dangerous Liaisons" and "The Grifters," and Daniel Day Lewis, who won the best-actor Academy Award for "My Left Foot."</w:t>
+        <w:t>Despite the sophistication of the crime, the men from Yonkers seemed genuinely awe-struck by their good fortune, according to a law enforcement official involved in the investigation, and their eagerness to flash their profits helped lead to their arrests.</w:t>
         <w:br/>
-        <w:t>But neither of these big names is involved with "London Kills Me"; Mr. Kureishi was on his own. He gazed up at the ominous-looking hole. "What if the ceiling falls in?" he asked one of the technicians.</w:t>
+        <w:t>Alberto Yusi Lajud-Peña, who is believed to have been the leader of the crew, fled to Dominican Republic and quickly bought a pickup truck as he started spending what apparently was his share of the take.</w:t>
         <w:br/>
-        <w:t>"I've got a dustpan and brush downstairs, Hanif."</w:t>
+        <w:t>He was killed last month, the victim of a botched robbery devised by his in-laws, according to local law enforcement officials. And the splurges on luxury goods by other members of the crew -- many documented in photographs snapped on their cellphones -- helped build prosecutors' case against them.</w:t>
         <w:br/>
-        <w:t>Mr. Kureishi smiled at the joke. Orson Welles once called film making the greatest toy-train set in the world, and Mr. Kureishi was obviously relishing his new toy. Some years ago, when he was asked if he had any aspirations to direct, he replied, "No, it's too bloody difficult, too much organization. All of those people you have to be nice to. It's a strain." But here he was, on the second day of a scheduled 38-day shoot, being nice to people, organized, dealing with the strain.</w:t>
+        <w:t>After the scope and details of the crime became public on Thursday with the unsealing of an indictment in Brooklyn, bank managers flooded the authorities with worried calls, and anyone with a bank card tucked in a wallet was left to wonder, in a world where millions of dollars can be moved with a keystroke, how safe savings were.</w:t>
         <w:br/>
-        <w:t>The cast of unknowns were mostly in their early 20's, and they treated the quiet Mr. Kureishi as a hip, friendly teacher, or maybe an older brother. He doesn't look like a film director; short and compactly built, he has long black hair and gentle, soft black eyes. His face is angelic, but he is slow to smile and slower to laugh, often affecting the kind of puzzled expression and crooked grin one sees in pouting children and hurt dogs.</w:t>
+        <w:t>But most of the New York crew members seemed to be unaware of the dimensions of their crime, said law enforcement officials and people who have spoken to the young men who have been charged.</w:t>
         <w:br/>
-        <w:t>Not everything Mr. Kureishi has written, ranging from stage plays and screenplays to essays, stories and a novel, has been a striking success, but the title of his new film is certainly ironic in light of his own career. London hasn't killed Mr. Kureishi at all -- it has practically fallen at his feet. After the critical and commercial success of "Laundrette" (which earned him an Oscar nomination for best original screenplay), he was given an artistic blank check for his next film, "Sammy and Rosie Get Laid" (1987), which explored conservatism's collision with sexual liberation.</w:t>
+        <w:t>''They probably couldn't even find the countries where this scheme was created'' on a map, said Patrick Brackley, a lawyer representing Elvis Rafael Rodriguez, one of those indicted.</w:t>
         <w:br/>
-        <w:t>Although the movie was a commercial and critical failure, it further established Mr. Kureishi as a writer of vision. He has consistently challenged the Merchant Ivory-Masterpiece Theater view of England as a country of white people with good accents eating strawberries, playing cricket and going fox hunting. Mr. Kureishi's England is a land of immigrants, gays, punks, drug dealers and race riots. His novel, "The Buddha of Suburbia," depicts an England unsure of how to assimilate its immigrants -- and immigrants unsure whether they want to be assimilated. The book has been translated into 23 languages.</w:t>
+        <w:t>Mr. Rodriguez, like the others, entered a not-guilty plea. But Mr. Brackley did not dispute that Mr. Rodriguez was one of the people shown in photographs posing proudly with stacks of stolen cash.</w:t>
         <w:br/>
-        <w:t>"London Kills Me," unlike Mr. Kureishi's other screenplays, doesn't feature race as an issue; the film is about a young white street urchin called Clint Eastwood who meets up with a gang of white drug dealers and moves into a squat, or house, with them in Notting Hill. Clint wants to go straight but needs a pair of shoes to get a job. "About two years ago, I met this guy in Notting Hill who didn't have a pair of shoes," Mr. Kureishi explained. "He'd stolen a pair from someone in his squat, but they'd found out, so he had to give them back. It seemed sort of funny and pathetic to me -- that all he needed was a pair of shoes."</w:t>
+        <w:t>''That is the class of criminal you are dealing with,'' Mr. Brackley said, noting that whatever the skills required of the global operation, the New York participants were at the ''very, very low, low end.''</w:t>
         <w:br/>
-        <w:t>But the film is not about footware. "Drugs are high-risk capitalism," the director said, speaking the kind of lines he is apt to give his characters. "Ecstasy was the ultimate Thatcherite drug, because you could get blissed out on the weekend and still go to work Monday morning. Not like LSD. The kids around Portobello Road are into the 60's scene without the politics, just the culture. It's all about hedonism. The squatting scene is massive. So it was those two themes -- of young homelessness and drugs -- that came together in the film."</w:t>
+        <w:t>Investigators around the world are still working to identify members of the network and to determine how it was organized and how its participants were recruited. In court documents made public, investigators point to e-mail correspondence between Mr. Lajud and an organization in Russia known to be involved in money laundering.</w:t>
         <w:br/>
-        <w:t>The house the producers found is a former meditation center about to undergo complete renovation. "London Kills Me" turned it into a cinematic squat, with unintelligible graffiti spray-painted on the walls, mirrors smashed, the carpets trashed. Budgeted at $3 million, the production is clearly on the low end of the scale.</w:t>
+        <w:t>They also cite a trip three of the men made to Bucharest, the Romanian capital, on Jan. 9 -- 19 days after the first $5 million was withdrawn from 4,500 A.T.M.'s. The plane tickets, according to court documents, were bought in cash after American Airlines canceled the original reservation, suspecting a stolen credit card had been used to book the flight.</w:t>
         <w:br/>
-        <w:t>"People will probably say the film is arrogant," Mr. Kureishi said. What do critics say about him? "His eagerness to shock is almost endearing," wrote James Wolcott in Vanity Fair. "Kureishi is a bourgeois-basher afraid of being branded bourgeois."</w:t>
+        <w:t>''We believe they were carrying a large amount of money with them,'' according to one of the law enforcement officials, who requested anonymity because of the continuing investigation.</w:t>
         <w:br/>
-        <w:t>Mr. Kureishi, whose novel won the Whitbread Prize for the best British fiction debut of 1990, has been praised by his friend Salman Rushdie, but, like Mr. Rushdie, he is not the most admired writer in the British Asian community. The loudest critics of "My Beautiful Laundrette" were Asians. In New York, members of the Pakistani Action Committee, angry about the film's depiction of their fellow nationals, picketed its release, waving placards with such slogans as " 'My Beautiful Laundrette' is the creation of a sick and perverted mind."</w:t>
+        <w:t>The Secret Service was alerted soon after the A.T.M.'s were drained in December.</w:t>
         <w:br/>
-        <w:t>Although Muslim characters are written about sympathetically in his novel, Mr. Kureishi said that he was brought up as an atheist. Born in 1954 to a working-class English mother and a middle-class Pakistani journalist, he grew up in the south London middle-class suburb of Bromley. "I was brought up really as an English child," he said. "My father was very Westernized -- he wasn't a practicing Muslim, for example, didn't believe in arranged marriages or practices that would have conflicted with what was around us. I wasn't influenced by Asian culture at all."</w:t>
+        <w:t>The authorities seized bank surveillance video showing withdrawals by ''cashing crews'' in New York and elsewhere, leaving investigators thousands of hours of footage to review.</w:t>
         <w:br/>
-        <w:t>There were few Asians in the Bromley area then. "It was a very worrying time," said Mr. Kureishi's father, Rafiushan, in an interview during the shooting of "London Kills Me." (Rafiushan Kureishi died last January.) "The English nature is to not say anything openly, but to keep it under. But people became outspoken about race -- they gave you a hassle when you went out." The senior Kureishi, perhaps his son's greatest champion, remembered the young Hanif as being "very difficult and extremely rude at times. He could be very arrogant."</w:t>
+        <w:t>But after crews in about 24 countries struck again on Feb. 19, stealing $40 million in more than 36,000 A.T.M. transactions, the authorities in New York were able to start matching faces from the two series of thefts, the law enforcement official said.</w:t>
         <w:br/>
-        <w:t>Having come of age in the late 60's, the director has put that era's anti-authoritarian sensibility into much of his work. The land squatters in "Sammy and Rosie" could be living in a 60's commune. Characters speak as if they're in a psychedelic Roger Corman film ("This stuff will chill you, man. Just tip it on your tongue . . . .") And the drug dealers in "London Kills Me" could have been Ken Kesey's Merry Pranksters hot off the bus.</w:t>
+        <w:t>The cashing crews largely targeted machines at big banks, rather than at delis or convenience stores, because they allow larger withdrawals, the official said.</w:t>
         <w:br/>
-        <w:t>Of his new film, Mr. Kureishi said, "There'll be a lot of people who'll be expecting something which is much bigger and more complicated, I suppose, more ambitious."</w:t>
+        <w:t>In the December and the February thefts, hackers obtained account information from bank card processing companies, then raised withdrawal limits. Crews then encoded the information on cards with magnetic strips and used them at the A.T.M.'s.</w:t>
         <w:br/>
-        <w:t>Faltering ambition has never been a problem with Mr. Kureishi. These days, however, following his father's death and a bout with back problems, he has decided to travel and take it easy for a while. Although he has no new projects planned, he has written a four-hour television adaptation of "The Buddha of Suburbia," which the BBC plans to film in September. This time, though, he is content to let someone else direct.</w:t>
+        <w:t>The men arrested as part of the New York crew are Jael Mejia Collado, 23; Joan Luis Minier Lara, 22; Evan Jose Peña, 35; Jose Familia Reyes, 24; Mr. Rodriguez, 24; Emir Yasser Yeje, 24; and Chung Yu-Holguin, 22.</w:t>
+        <w:br/>
+        <w:t>Only Evan Peña has been in prison before, on a drug conviction. A search of public records did not reveal criminal records for any of the other men.</w:t>
+        <w:br/>
+        <w:t>Learning about the case this week, Milton Velez, 49, who has known Mr. Rodriguez since childhood, shook his head in disbelief.</w:t>
+        <w:br/>
+        <w:t>''That guy? Wow. I'm really surprised,'' he said. ''He was always a good kid. I'd drive him and his mom and his little brother to ShopRite, and he'd help me upstairs with the groceries.''</w:t>
+        <w:br/>
+        <w:t>But when the authorities started to round up his friends in early March, Mr. Rodriguez fled to John F. Kennedy International Airport to board a flight to the Dominican Republic. He was arrested at the airport, according to the law enforcement official.</w:t>
+        <w:br/>
+        <w:t>Mr. Lajud, the suspected crew leader, was more successful, arriving in the Dominican Republic around April 11, friends and relatives said. He split time between Santiago, his birth city, and San Francisco de Macorís, the nearby city where his wife lived.</w:t>
+        <w:br/>
+        <w:t>Soon after arriving in the Dominican Republic, he paid $23,000 for a 2006 Toyota pickup truck.</w:t>
+        <w:br/>
+        <w:t>His wife's cousins, with whom Mr. Lajud and his wife lived after he arrived, realized that he had come into a large amount of money and orchestrated a plan to rob him, local prosecutors said.</w:t>
+        <w:br/>
+        <w:t>''We are continuing to investigate, but we don't have any reason to believe that it was related to the case in the United States,'' Regis Victorio-Reyes, a local district attorney, said.</w:t>
+        <w:br/>
+        <w:t>For his part, Mr. Lajud seemed aware that someone might be out to harm him.</w:t>
+        <w:br/>
+        <w:t>''He'd go straight from the house to the truck with the pistol in his hand for everyone to see,'' a San Francisco resident said.</w:t>
+        <w:br/>
+        <w:t>On April 27, Mr. Lajud was playing dominoes with his wife's cousins in a single-story concrete home. In the bedroom lay an envelope filled with $100,000, along with an M-16 machine gun, a 9-millimeter Smith &amp; Wesson pistol, a .22-caliber Ruger handgun and boxes of ammunition, the police said.</w:t>
+        <w:br/>
+        <w:t>When two hooded men entered the home, Mr. Lajud drew a .45-caliber Glock pistol but was shot five times, according to Col. Juan Luis Sierra of the National Police. The hooded men and the wife's cousins fled, leaving the cash.</w:t>
+        <w:br/>
+        <w:br/>
+        <w:t>http://www.nytimes.com/2013/05/11/nyregion/atm-robbery-suspects-may-have-caused-own-undoing.html</w:t>
         <w:br/>
         <w:br/>
         <w:t>Graphic</w:t>
@@ -101,7 +126,11 @@
         <w:br/>
         <w:t xml:space="preserve"> </w:t>
         <w:br/>
-        <w:t>Photos: Emer McCourt, left, and Steven Mackintosh in "London Kills Me"--The themes of drugs and homeless young people come together. Hanif Kureishi during the filming of "London Kills Me." (Photographs by New Line Cinema)</w:t>
+        <w:t>PHOTOS: The All County Bus depot in Yonkers. Three of the theft suspects indicted this week in Brooklyn work as bus drivers there. (PHOTOGRAPH BY MICHAEL APPLETON FOR THE NEW YORK TIMES)</w:t>
+        <w:br/>
+        <w:t>A photo shows about $20,000 sitting on cans of beer following a series of thefts from A.T.M.'s in New York in February. (PHOTOGRAPH BY U.S. ATTORNEY'S OFFICE FOR THE EASTERN DISTRICT OF NEW YORK)</w:t>
+        <w:br/>
+        <w:t xml:space="preserve"> Elvis Rafael Rodriguez is one  of the suspects in the case. (A16)</w:t>
       </w:r>
     </w:p>
     <w:sectPr>
